--- a/PizzArenaDokumentacio.docx
+++ b/PizzArenaDokumentacio.docx
@@ -4901,7 +4901,7 @@
           <w:noProof/>
         </w:rPr>
         <w:drawing>
-          <wp:anchor distT="0" distB="0" distL="114300" distR="114300" simplePos="0" relativeHeight="251662336" behindDoc="0" locked="0" layoutInCell="1" allowOverlap="1" wp14:anchorId="04B0BFFD" wp14:editId="6EDA5AC0">
+          <wp:anchor distT="0" distB="0" distL="114300" distR="114300" simplePos="0" relativeHeight="251662336" behindDoc="0" locked="0" layoutInCell="1" allowOverlap="1" wp14:anchorId="04B0BFFD" wp14:editId="4A15E003">
             <wp:simplePos x="0" y="0"/>
             <wp:positionH relativeFrom="margin">
               <wp:align>left</wp:align>
@@ -11217,7 +11217,7 @@
           <w:szCs w:val="24"/>
         </w:rPr>
         <w:drawing>
-          <wp:anchor distT="0" distB="0" distL="114300" distR="114300" simplePos="0" relativeHeight="251686912" behindDoc="0" locked="0" layoutInCell="1" allowOverlap="1" wp14:anchorId="0C2C4628" wp14:editId="04313567">
+          <wp:anchor distT="0" distB="0" distL="114300" distR="114300" simplePos="0" relativeHeight="251686912" behindDoc="0" locked="0" layoutInCell="1" allowOverlap="1" wp14:anchorId="0C2C4628" wp14:editId="2E172C93">
             <wp:simplePos x="0" y="0"/>
             <wp:positionH relativeFrom="margin">
               <wp:align>right</wp:align>
@@ -11678,7 +11678,23 @@
           <w:sz w:val="24"/>
           <w:szCs w:val="24"/>
         </w:rPr>
-        <w:t xml:space="preserve"> Ezek a végpontok csak az adminisztrátori felületről (WPF) érhetőek el. Lehetővé teszik az árak módosítását, új akciós pizzák felvételét, vagy a készletről kifogyott termékek ideiglenes eltávolítását.</w:t>
+        <w:t xml:space="preserve"> Ezek a végpontok csak az adminisztrátori felületről (WPF) érhetőek el. Lehetővé teszik az árak módosítását, új akciós pizzák felvételét, vagy a </w:t>
+      </w:r>
+      <w:r>
+        <w:rPr>
+          <w:rFonts w:ascii="Times New Roman" w:hAnsi="Times New Roman" w:cs="Times New Roman"/>
+          <w:sz w:val="24"/>
+          <w:szCs w:val="24"/>
+        </w:rPr>
+        <w:t xml:space="preserve">hozzávalók hiányában a </w:t>
+      </w:r>
+      <w:r>
+        <w:rPr>
+          <w:rFonts w:ascii="Times New Roman" w:hAnsi="Times New Roman" w:cs="Times New Roman"/>
+          <w:sz w:val="24"/>
+          <w:szCs w:val="24"/>
+        </w:rPr>
+        <w:t>termékek ideiglenes eltávolítását.</w:t>
       </w:r>
     </w:p>
     <w:p>
@@ -12489,22 +12505,44 @@
     </w:p>
     <w:p>
       <w:pPr>
-        <w:spacing w:after="0" w:line="360" w:lineRule="auto"/>
-        <w:jc w:val="both"/>
-        <w:rPr>
-          <w:rFonts w:ascii="Times New Roman" w:hAnsi="Times New Roman" w:cs="Times New Roman"/>
-          <w:sz w:val="24"/>
-          <w:szCs w:val="24"/>
-        </w:rPr>
-      </w:pPr>
-      <w:r>
-        <w:rPr>
-          <w:rFonts w:ascii="Times New Roman" w:hAnsi="Times New Roman" w:cs="Times New Roman"/>
+        <w:pStyle w:val="Cmsor2"/>
+        <w:spacing w:before="360" w:after="0" w:line="360" w:lineRule="auto"/>
+        <w:rPr>
+          <w:rFonts w:ascii="Times New Roman" w:eastAsia="Times New Roman" w:hAnsi="Times New Roman" w:cs="Times New Roman"/>
+          <w:color w:val="auto"/>
+          <w:sz w:val="24"/>
+          <w:szCs w:val="24"/>
+        </w:rPr>
+      </w:pPr>
+      <w:bookmarkStart w:id="49" w:name="_Toc226963444"/>
+      <w:bookmarkStart w:id="50" w:name="_Toc227317108"/>
+      <w:r>
+        <w:rPr>
+          <w:rFonts w:ascii="Times New Roman" w:eastAsia="Times New Roman" w:hAnsi="Times New Roman" w:cs="Times New Roman"/>
+          <w:color w:val="auto"/>
           <w:sz w:val="24"/>
           <w:szCs w:val="24"/>
         </w:rPr>
         <w:lastRenderedPageBreak/>
-        <w:t>Fontos megjegyezni, hogy bár ezeket a fájl szintjén is be lehet állítani, a szoftver praktikusságát növeli, hogy később az adminisztrációs felület grafikus interfészén keresztül is bármikor módosíthatóak, így nincs szükség programozói tudásra a napi szintű frissítésekhez.</w:t>
+        <w:t>Bár a beállítások fájlszinten is megadhatók, a grafikus adminfelület lehetővé teszi a későbbi módosításokat programozói tudás nélkül is. (Az admin fiók automatikusan létrejön a megadott adatokkal, ha még nem létezik az adatbázisban</w:t>
+      </w:r>
+      <w:r>
+        <w:rPr>
+          <w:rFonts w:ascii="Times New Roman" w:eastAsia="Times New Roman" w:hAnsi="Times New Roman" w:cs="Times New Roman"/>
+          <w:color w:val="auto"/>
+          <w:sz w:val="24"/>
+          <w:szCs w:val="24"/>
+        </w:rPr>
+        <w:t>, fájlba módosítani nem tudjuk.</w:t>
+      </w:r>
+      <w:r>
+        <w:rPr>
+          <w:rFonts w:ascii="Times New Roman" w:eastAsia="Times New Roman" w:hAnsi="Times New Roman" w:cs="Times New Roman"/>
+          <w:color w:val="auto"/>
+          <w:sz w:val="24"/>
+          <w:szCs w:val="24"/>
+        </w:rPr>
+        <w:t>)</w:t>
       </w:r>
     </w:p>
     <w:p>
@@ -12512,8 +12550,6 @@
         <w:pStyle w:val="Cmsor2"/>
         <w:spacing w:before="360" w:after="0"/>
       </w:pPr>
-      <w:bookmarkStart w:id="49" w:name="_Toc226963444"/>
-      <w:bookmarkStart w:id="50" w:name="_Toc227317108"/>
       <w:r>
         <w:t>A Rendeléskezelő modul használata</w:t>
       </w:r>
@@ -13018,7 +13054,7 @@
         </w:rPr>
         <w:lastRenderedPageBreak/>
         <w:drawing>
-          <wp:anchor distT="0" distB="0" distL="114300" distR="114300" simplePos="0" relativeHeight="251832320" behindDoc="0" locked="0" layoutInCell="1" allowOverlap="1" wp14:anchorId="2D159D61" wp14:editId="0F63D6B9">
+          <wp:anchor distT="0" distB="0" distL="114300" distR="114300" simplePos="0" relativeHeight="251832320" behindDoc="0" locked="0" layoutInCell="1" allowOverlap="1" wp14:anchorId="2D159D61" wp14:editId="5B74E237">
             <wp:simplePos x="0" y="0"/>
             <wp:positionH relativeFrom="margin">
               <wp:align>center</wp:align>
@@ -13572,7 +13608,7 @@
           <w:sz w:val="24"/>
           <w:szCs w:val="24"/>
         </w:rPr>
-        <w:t>bázisba bekerülő adatok hiányosságát. Többi validáció a backend részéről történik.</w:t>
+        <w:t xml:space="preserve">bázisba bekerülő adatok hiányosságát. </w:t>
       </w:r>
     </w:p>
     <w:p>
@@ -13635,7 +13671,23 @@
           <w:sz w:val="24"/>
           <w:szCs w:val="24"/>
         </w:rPr>
-        <w:t>Egy adott termék tulajdonsága az elérhető-e. Így ha esetleg a hozzá való alapanyagok hiányoznának vagy esetleg szünetel az adott termék fogyaszthatósága, akkor betudjuk állítani, hogy ne jelenjen meg az étlapon.</w:t>
+        <w:t>Egy adott termék tulajdonsága az elérhető-e. Így ha esetleg a hozzá való alapanyagok hiányoznának</w:t>
+      </w:r>
+      <w:r>
+        <w:rPr>
+          <w:rFonts w:ascii="Times New Roman" w:hAnsi="Times New Roman" w:cs="Times New Roman"/>
+          <w:sz w:val="24"/>
+          <w:szCs w:val="24"/>
+        </w:rPr>
+        <w:t>, vagy csak nem akarunk eladni olyan terméket</w:t>
+      </w:r>
+      <w:r>
+        <w:rPr>
+          <w:rFonts w:ascii="Times New Roman" w:hAnsi="Times New Roman" w:cs="Times New Roman"/>
+          <w:sz w:val="24"/>
+          <w:szCs w:val="24"/>
+        </w:rPr>
+        <w:t xml:space="preserve"> akkor betudjuk állítani, hogy ne jelenjen meg az étlapon.</w:t>
       </w:r>
     </w:p>
     <w:p>
@@ -14102,7 +14154,23 @@
           <w:sz w:val="24"/>
           <w:szCs w:val="24"/>
         </w:rPr>
-        <w:t>A rendszer architektúráját úgy alakítottuk ki, hogy az maximális üzembiztonságot nyújtson. Az alkalmazás indításakor szükséges alapértelmezett (default) értékeket a Backend rétegben, az API appsettings.json konfigurációs fájljában definiáltuk. Ez biztosítja, hogy a rendszer még az első manuális beállítás előtt is működőképes legyen, és rendelkezzen alapvető paraméterekkel.</w:t>
+        <w:t>A rendszer architektúráját úgy alakítottuk ki, hogy az maximális üzembiztonságot nyújtson. Az alkalmazás indításakor szükséges alapértelmezett (default) értékeket a Backend rétegben, az API appsettings.json konfigurációs fájljában</w:t>
+      </w:r>
+      <w:r>
+        <w:rPr>
+          <w:rFonts w:ascii="Times New Roman" w:hAnsi="Times New Roman" w:cs="Times New Roman"/>
+          <w:sz w:val="24"/>
+          <w:szCs w:val="24"/>
+        </w:rPr>
+        <w:t xml:space="preserve"> lehet defíniálni</w:t>
+      </w:r>
+      <w:r>
+        <w:rPr>
+          <w:rFonts w:ascii="Times New Roman" w:hAnsi="Times New Roman" w:cs="Times New Roman"/>
+          <w:sz w:val="24"/>
+          <w:szCs w:val="24"/>
+        </w:rPr>
+        <w:t>. Ez biztosítja, hogy a rendszer még az első manuális beállítás előtt is működőképes legyen, és rendelkezzen alapvető paraméterekkel.</w:t>
       </w:r>
     </w:p>
     <w:p>
@@ -14133,7 +14201,23 @@
           <w:sz w:val="24"/>
           <w:szCs w:val="24"/>
         </w:rPr>
-        <w:t xml:space="preserve">Mivel a rendszer több étterem kiszolgálására is alkalmas, külön felületet biztosítottunk a telephelyek kezelésére. Itt rögzíthetőek az új üzletek címei, nyitvatartási ideje és elérhetőségei. Ez a </w:t>
+        <w:t>Mivel a rendszer több étterem kiszolgálására is alkalmas, külön felületet biztosítottunk a</w:t>
+      </w:r>
+      <w:r>
+        <w:rPr>
+          <w:rFonts w:ascii="Times New Roman" w:hAnsi="Times New Roman" w:cs="Times New Roman"/>
+          <w:sz w:val="24"/>
+          <w:szCs w:val="24"/>
+        </w:rPr>
+        <w:t xml:space="preserve">z éttermek </w:t>
+      </w:r>
+      <w:r>
+        <w:rPr>
+          <w:rFonts w:ascii="Times New Roman" w:hAnsi="Times New Roman" w:cs="Times New Roman"/>
+          <w:sz w:val="24"/>
+          <w:szCs w:val="24"/>
+        </w:rPr>
+        <w:t xml:space="preserve">kezelésére. Itt rögzíthetőek az új üzletek címei, nyitvatartási ideje és elérhetőségei. Ez a </w:t>
       </w:r>
       <w:r>
         <w:rPr>
@@ -14189,7 +14273,7 @@
           <w14:ligatures w14:val="standardContextual"/>
         </w:rPr>
         <w:drawing>
-          <wp:anchor distT="0" distB="0" distL="114300" distR="114300" simplePos="0" relativeHeight="251828224" behindDoc="1" locked="0" layoutInCell="1" allowOverlap="1" wp14:anchorId="078D91FE" wp14:editId="41986B94">
+          <wp:anchor distT="0" distB="0" distL="114300" distR="114300" simplePos="0" relativeHeight="251828224" behindDoc="1" locked="0" layoutInCell="1" allowOverlap="1" wp14:anchorId="078D91FE" wp14:editId="4A8E9848">
             <wp:simplePos x="0" y="0"/>
             <wp:positionH relativeFrom="margin">
               <wp:align>right</wp:align>
@@ -16046,23 +16130,7 @@
           <w:sz w:val="24"/>
           <w:szCs w:val="24"/>
         </w:rPr>
-        <w:t xml:space="preserve">A </w:t>
-      </w:r>
-      <w:r>
-        <w:rPr>
-          <w:rFonts w:ascii="Times New Roman" w:hAnsi="Times New Roman" w:cs="Times New Roman"/>
-          <w:sz w:val="24"/>
-          <w:szCs w:val="24"/>
-        </w:rPr>
-        <w:t>vite.config</w:t>
-      </w:r>
-      <w:r>
-        <w:rPr>
-          <w:rFonts w:ascii="Times New Roman" w:hAnsi="Times New Roman" w:cs="Times New Roman"/>
-          <w:sz w:val="24"/>
-          <w:szCs w:val="24"/>
-        </w:rPr>
-        <w:t>.js fájlban állítható be az adatbázis kapcsolat.</w:t>
+        <w:t>A vite.config.js fájlban állítható be az adatbázis kapcsolat.</w:t>
       </w:r>
     </w:p>
     <w:p>
@@ -16903,7 +16971,23 @@
           <w:sz w:val="24"/>
           <w:szCs w:val="24"/>
         </w:rPr>
-        <w:t xml:space="preserve"> szeretne rendelni. Ezt követően kell megadnia a szállítási és személyes információit a sikeres tranzakcióhoz.</w:t>
+        <w:t xml:space="preserve"> szeretne rendelni. Ezt követően kell megadnia a szállítási és személyes információit a sikeres</w:t>
+      </w:r>
+      <w:r>
+        <w:rPr>
+          <w:rFonts w:ascii="Times New Roman" w:hAnsi="Times New Roman" w:cs="Times New Roman"/>
+          <w:sz w:val="24"/>
+          <w:szCs w:val="24"/>
+        </w:rPr>
+        <w:t xml:space="preserve"> rendelés leadásához</w:t>
+      </w:r>
+      <w:r>
+        <w:rPr>
+          <w:rFonts w:ascii="Times New Roman" w:hAnsi="Times New Roman" w:cs="Times New Roman"/>
+          <w:sz w:val="24"/>
+          <w:szCs w:val="24"/>
+        </w:rPr>
+        <w:t>.</w:t>
       </w:r>
     </w:p>
     <w:p>
@@ -17099,7 +17183,7 @@
           <w14:ligatures w14:val="standardContextual"/>
         </w:rPr>
         <w:drawing>
-          <wp:anchor distT="0" distB="0" distL="114300" distR="114300" simplePos="0" relativeHeight="251830272" behindDoc="0" locked="0" layoutInCell="1" allowOverlap="1" wp14:anchorId="6B8B8DC6" wp14:editId="7575C1CA">
+          <wp:anchor distT="0" distB="0" distL="114300" distR="114300" simplePos="0" relativeHeight="251830272" behindDoc="0" locked="0" layoutInCell="1" allowOverlap="1" wp14:anchorId="6B8B8DC6" wp14:editId="5C588261">
             <wp:simplePos x="0" y="0"/>
             <wp:positionH relativeFrom="margin">
               <wp:align>right</wp:align>
@@ -17748,7 +17832,7 @@
           <w:sz w:val="24"/>
           <w:szCs w:val="24"/>
         </w:rPr>
-        <w:t xml:space="preserve">A kínálat felett egy rövid összefoglaló olvasható a PizzAréna küldetéséről (friss alapanyagok, olasz receptek). Az oldal alján az </w:t>
+        <w:t xml:space="preserve">A kínálat felett egy rövid összefoglaló olvasható a PizzAréna küldetéséről. Az oldal alján az </w:t>
       </w:r>
       <w:r>
         <w:rPr>
@@ -17863,16 +17947,29 @@
           <w:sz w:val="24"/>
           <w:szCs w:val="24"/>
         </w:rPr>
-        <w:t xml:space="preserve"> Ikonok, amelyek közvetlenül a Facebook és Instagram profilunkra mutatnak.</w:t>
-      </w:r>
-    </w:p>
-    <w:p>
-      <w:pPr>
-        <w:numPr>
-          <w:ilvl w:val="0"/>
-          <w:numId w:val="14"/>
-        </w:numPr>
+        <w:t xml:space="preserve"> </w:t>
+      </w:r>
+      <w:r>
+        <w:rPr>
+          <w:rFonts w:ascii="Times New Roman" w:hAnsi="Times New Roman" w:cs="Times New Roman"/>
+          <w:sz w:val="24"/>
+          <w:szCs w:val="24"/>
+        </w:rPr>
+        <w:t>Hivatkozások</w:t>
+      </w:r>
+      <w:r>
+        <w:rPr>
+          <w:rFonts w:ascii="Times New Roman" w:hAnsi="Times New Roman" w:cs="Times New Roman"/>
+          <w:sz w:val="24"/>
+          <w:szCs w:val="24"/>
+        </w:rPr>
+        <w:t>, amelyek közvetlenül a Facebook és Instagram profilunkra mutatnak.</w:t>
+      </w:r>
+    </w:p>
+    <w:p>
+      <w:pPr>
         <w:spacing w:after="0" w:line="360" w:lineRule="auto"/>
+        <w:ind w:left="720"/>
         <w:jc w:val="both"/>
         <w:rPr>
           <w:rFonts w:ascii="Times New Roman" w:hAnsi="Times New Roman" w:cs="Times New Roman"/>
@@ -17886,13 +17983,13 @@
           <w14:ligatures w14:val="standardContextual"/>
         </w:rPr>
         <w:drawing>
-          <wp:anchor distT="0" distB="0" distL="114300" distR="114300" simplePos="0" relativeHeight="251831296" behindDoc="0" locked="0" layoutInCell="1" allowOverlap="1" wp14:anchorId="7064842E" wp14:editId="049C264B">
+          <wp:anchor distT="0" distB="0" distL="114300" distR="114300" simplePos="0" relativeHeight="251831296" behindDoc="0" locked="0" layoutInCell="1" allowOverlap="1" wp14:anchorId="7064842E" wp14:editId="0A1587A2">
             <wp:simplePos x="0" y="0"/>
             <wp:positionH relativeFrom="margin">
               <wp:align>center</wp:align>
             </wp:positionH>
             <wp:positionV relativeFrom="paragraph">
-              <wp:posOffset>457163</wp:posOffset>
+              <wp:posOffset>127381</wp:posOffset>
             </wp:positionV>
             <wp:extent cx="4161600" cy="1224000"/>
             <wp:effectExtent l="0" t="0" r="0" b="0"/>
@@ -17940,31 +18037,6 @@
             </wp14:sizeRelV>
           </wp:anchor>
         </w:drawing>
-      </w:r>
-      <w:r>
-        <w:rPr>
-          <w:rFonts w:ascii="Times New Roman" w:hAnsi="Times New Roman" w:cs="Times New Roman"/>
-          <w:b/>
-          <w:bCs/>
-          <w:sz w:val="24"/>
-          <w:szCs w:val="24"/>
-        </w:rPr>
-        <w:t>Adminisztrációs adatok:</w:t>
-      </w:r>
-      <w:r>
-        <w:rPr>
-          <w:noProof/>
-          <w14:ligatures w14:val="standardContextual"/>
-        </w:rPr>
-        <w:t xml:space="preserve"> </w:t>
-      </w:r>
-      <w:r>
-        <w:rPr>
-          <w:rFonts w:ascii="Times New Roman" w:hAnsi="Times New Roman" w:cs="Times New Roman"/>
-          <w:sz w:val="24"/>
-          <w:szCs w:val="24"/>
-        </w:rPr>
-        <w:t xml:space="preserve"> Az API-ból érkező URL-ek és elérhetőségek biztosítják a naprakész információkat.</w:t>
       </w:r>
     </w:p>
     <w:p>
@@ -22050,7 +22122,6 @@
   <w:style w:type="character" w:default="1" w:styleId="Bekezdsalapbettpusa">
     <w:name w:val="Default Paragraph Font"/>
     <w:uiPriority w:val="1"/>
-    <w:semiHidden/>
     <w:unhideWhenUsed/>
   </w:style>
   <w:style w:type="table" w:default="1" w:styleId="Normltblzat">
